--- a/downloads/teacher/05 Materials/Unit 06/Handouts/Handout 06.11 - Place Setting Diagram and Sharing Agreement.docx
+++ b/downloads/teacher/05 Materials/Unit 06/Handouts/Handout 06.11 - Place Setting Diagram and Sharing Agreement.docx
@@ -2589,136 +2589,136 @@
         </w:rPr>
         <w:t xml:space="preserve">Part 6, what a real rule looks like:</w:t>
       </w:r>
+    </w:p>
+    <w:p>
+      <w:pPr>
+        <w:numPr>
+          <w:ilvl w:val="0"/>
+          <w:numId w:val="1005"/>
+        </w:numPr>
+        <w:pStyle w:val="Compact"/>
+      </w:pPr>
+      <w:r>
+        <w:t xml:space="preserve">“</w:t>
+      </w:r>
+      <w:r>
+        <w:t xml:space="preserve">Serve the person next to you before you serve yourself.</w:t>
+      </w:r>
+      <w:r>
+        <w:t xml:space="preserve">”</w:t>
+      </w:r>
+    </w:p>
+    <w:p>
+      <w:pPr>
+        <w:numPr>
+          <w:ilvl w:val="0"/>
+          <w:numId w:val="1005"/>
+        </w:numPr>
+        <w:pStyle w:val="Compact"/>
+      </w:pPr>
+      <w:r>
+        <w:t xml:space="preserve">“</w:t>
+      </w:r>
+      <w:r>
+        <w:t xml:space="preserve">Take one portion on the first pass, and seconds only after everybody has had one.</w:t>
+      </w:r>
+      <w:r>
+        <w:t xml:space="preserve">”</w:t>
+      </w:r>
+    </w:p>
+    <w:p>
+      <w:pPr>
+        <w:numPr>
+          <w:ilvl w:val="0"/>
+          <w:numId w:val="1005"/>
+        </w:numPr>
+        <w:pStyle w:val="Compact"/>
+      </w:pPr>
+      <w:r>
+        <w:t xml:space="preserve">“</w:t>
+      </w:r>
+      <w:r>
+        <w:t xml:space="preserve">If you are not going to eat it, do not put it on your plate.</w:t>
+      </w:r>
+      <w:r>
+        <w:t xml:space="preserve">”</w:t>
+      </w:r>
+    </w:p>
+    <w:p>
+      <w:pPr>
+        <w:numPr>
+          <w:ilvl w:val="0"/>
+          <w:numId w:val="1005"/>
+        </w:numPr>
+        <w:pStyle w:val="Compact"/>
+      </w:pPr>
+      <w:r>
+        <w:t xml:space="preserve">“</w:t>
+      </w:r>
+      <w:r>
+        <w:t xml:space="preserve">Say</w:t>
+      </w:r>
       <w:r>
         <w:t xml:space="preserve"> </w:t>
       </w:r>
       <w:r>
-        <w:t xml:space="preserve">-</w:t>
+        <w:t xml:space="preserve">‘</w:t>
+      </w:r>
+      <w:r>
+        <w:t xml:space="preserve">no thank you</w:t>
+      </w:r>
+      <w:r>
+        <w:t xml:space="preserve">’</w:t>
       </w:r>
       <w:r>
         <w:t xml:space="preserve"> </w:t>
       </w:r>
       <w:r>
+        <w:t xml:space="preserve">instead of a face.</w:t>
+      </w:r>
+      <w:r>
+        <w:t xml:space="preserve">”</w:t>
+      </w:r>
+    </w:p>
+    <w:p>
+      <w:pPr>
+        <w:numPr>
+          <w:ilvl w:val="0"/>
+          <w:numId w:val="1005"/>
+        </w:numPr>
+        <w:pStyle w:val="Compact"/>
+      </w:pPr>
+      <w:r>
         <w:t xml:space="preserve">“</w:t>
       </w:r>
       <w:r>
-        <w:t xml:space="preserve">Serve the person next to you before you serve yourself.</w:t>
+        <w:t xml:space="preserve">Ask what is in it before you ask what is wrong with it.</w:t>
       </w:r>
       <w:r>
         <w:t xml:space="preserve">”</w:t>
       </w:r>
-      <w:r>
-        <w:t xml:space="preserve"> </w:t>
-      </w:r>
-      <w:r>
-        <w:t xml:space="preserve">-</w:t>
-      </w:r>
-      <w:r>
-        <w:t xml:space="preserve"> </w:t>
-      </w:r>
+    </w:p>
+    <w:p>
+      <w:pPr>
+        <w:numPr>
+          <w:ilvl w:val="0"/>
+          <w:numId w:val="1005"/>
+        </w:numPr>
+        <w:pStyle w:val="Compact"/>
+      </w:pPr>
       <w:r>
         <w:t xml:space="preserve">“</w:t>
       </w:r>
       <w:r>
-        <w:t xml:space="preserve">Take one portion on the first pass, and seconds only after everybody has had one.</w:t>
+        <w:t xml:space="preserve">Whoever cooked it eats sitting down, not standing at the stove.</w:t>
       </w:r>
       <w:r>
         <w:t xml:space="preserve">”</w:t>
       </w:r>
-      <w:r>
-        <w:t xml:space="preserve"> </w:t>
-      </w:r>
-      <w:r>
-        <w:t xml:space="preserve">-</w:t>
-      </w:r>
-      <w:r>
-        <w:t xml:space="preserve"> </w:t>
-      </w:r>
-      <w:r>
-        <w:t xml:space="preserve">“</w:t>
-      </w:r>
-      <w:r>
-        <w:t xml:space="preserve">If you are not going to eat it, do not put it on your plate.</w:t>
-      </w:r>
-      <w:r>
-        <w:t xml:space="preserve">”</w:t>
-      </w:r>
-      <w:r>
-        <w:t xml:space="preserve"> </w:t>
-      </w:r>
-      <w:r>
-        <w:t xml:space="preserve">-</w:t>
-      </w:r>
-      <w:r>
-        <w:t xml:space="preserve"> </w:t>
-      </w:r>
-      <w:r>
-        <w:t xml:space="preserve">“</w:t>
-      </w:r>
-      <w:r>
-        <w:t xml:space="preserve">Say</w:t>
-      </w:r>
-      <w:r>
-        <w:t xml:space="preserve"> </w:t>
-      </w:r>
-      <w:r>
-        <w:t xml:space="preserve">‘</w:t>
-      </w:r>
-      <w:r>
-        <w:t xml:space="preserve">no thank you</w:t>
-      </w:r>
-      <w:r>
-        <w:t xml:space="preserve">’</w:t>
-      </w:r>
-      <w:r>
-        <w:t xml:space="preserve"> </w:t>
-      </w:r>
-      <w:r>
-        <w:t xml:space="preserve">instead of a face.</w:t>
-      </w:r>
-      <w:r>
-        <w:t xml:space="preserve">”</w:t>
-      </w:r>
-      <w:r>
-        <w:t xml:space="preserve"> </w:t>
-      </w:r>
-      <w:r>
-        <w:t xml:space="preserve">-</w:t>
-      </w:r>
-      <w:r>
-        <w:t xml:space="preserve"> </w:t>
-      </w:r>
-      <w:r>
-        <w:t xml:space="preserve">“</w:t>
-      </w:r>
-      <w:r>
-        <w:t xml:space="preserve">Ask what is in it before you ask what is wrong with it.</w:t>
-      </w:r>
-      <w:r>
-        <w:t xml:space="preserve">”</w:t>
-      </w:r>
-      <w:r>
-        <w:t xml:space="preserve"> </w:t>
-      </w:r>
-      <w:r>
-        <w:t xml:space="preserve">-</w:t>
-      </w:r>
-      <w:r>
-        <w:t xml:space="preserve"> </w:t>
-      </w:r>
-      <w:r>
-        <w:t xml:space="preserve">“</w:t>
-      </w:r>
-      <w:r>
-        <w:t xml:space="preserve">Whoever cooked it eats sitting down, not standing at the stove.</w:t>
-      </w:r>
-      <w:r>
-        <w:t xml:space="preserve">”</w:t>
-      </w:r>
-    </w:p>
-    <w:p>
-      <w:pPr>
-        <w:pStyle w:val="BodyText"/>
+    </w:p>
+    <w:p>
+      <w:pPr>
+        <w:pStyle w:val="FirstParagraph"/>
       </w:pPr>
       <w:r>
         <w:t xml:space="preserve">Not a rule:</w:t>
@@ -3380,6 +3380,109 @@
       <w:start w:val="3"/>
       <w:numFmt w:val="decimal"/>
       <w:lvlText w:val="%9."/>
+      <w:lvlJc w:val="left"/>
+      <w:pPr>
+        <w:tabs>
+          <w:tab w:val="num" w:pos="5760"/>
+        </w:tabs>
+        <w:ind w:left="6240" w:hanging="480"/>
+      </w:pPr>
+    </w:lvl>
+  </w:abstractNum>
+  <w:abstractNum w:abstractNumId="991">
+    <w:nsid w:val="b3cbbdee"/>
+    <w:multiLevelType w:val="multilevel"/>
+    <w:lvl w:ilvl="0">
+      <w:numFmt w:val="bullet"/>
+      <w:lvlText w:val="•"/>
+      <w:lvlJc w:val="left"/>
+      <w:pPr>
+        <w:tabs>
+          <w:tab w:val="num" w:pos="0"/>
+        </w:tabs>
+        <w:ind w:left="480" w:hanging="480"/>
+      </w:pPr>
+    </w:lvl>
+    <w:lvl w:ilvl="1">
+      <w:numFmt w:val="bullet"/>
+      <w:lvlText w:val="–"/>
+      <w:lvlJc w:val="left"/>
+      <w:pPr>
+        <w:tabs>
+          <w:tab w:val="num" w:pos="720"/>
+        </w:tabs>
+        <w:ind w:left="1200" w:hanging="480"/>
+      </w:pPr>
+    </w:lvl>
+    <w:lvl w:ilvl="2">
+      <w:numFmt w:val="bullet"/>
+      <w:lvlText w:val="•"/>
+      <w:lvlJc w:val="left"/>
+      <w:pPr>
+        <w:tabs>
+          <w:tab w:val="num" w:pos="1440"/>
+        </w:tabs>
+        <w:ind w:left="1920" w:hanging="480"/>
+      </w:pPr>
+    </w:lvl>
+    <w:lvl w:ilvl="3">
+      <w:numFmt w:val="bullet"/>
+      <w:lvlText w:val="–"/>
+      <w:lvlJc w:val="left"/>
+      <w:pPr>
+        <w:tabs>
+          <w:tab w:val="num" w:pos="2160"/>
+        </w:tabs>
+        <w:ind w:left="2640" w:hanging="480"/>
+      </w:pPr>
+    </w:lvl>
+    <w:lvl w:ilvl="4">
+      <w:numFmt w:val="bullet"/>
+      <w:lvlText w:val="•"/>
+      <w:lvlJc w:val="left"/>
+      <w:pPr>
+        <w:tabs>
+          <w:tab w:val="num" w:pos="2880"/>
+        </w:tabs>
+        <w:ind w:left="3360" w:hanging="480"/>
+      </w:pPr>
+    </w:lvl>
+    <w:lvl w:ilvl="5">
+      <w:numFmt w:val="bullet"/>
+      <w:lvlText w:val="–"/>
+      <w:lvlJc w:val="left"/>
+      <w:pPr>
+        <w:tabs>
+          <w:tab w:val="num" w:pos="3600"/>
+        </w:tabs>
+        <w:ind w:left="4080" w:hanging="480"/>
+      </w:pPr>
+    </w:lvl>
+    <w:lvl w:ilvl="6">
+      <w:numFmt w:val="bullet"/>
+      <w:lvlText w:val="•"/>
+      <w:lvlJc w:val="left"/>
+      <w:pPr>
+        <w:tabs>
+          <w:tab w:val="num" w:pos="4320"/>
+        </w:tabs>
+        <w:ind w:left="4800" w:hanging="480"/>
+      </w:pPr>
+    </w:lvl>
+    <w:lvl w:ilvl="7">
+      <w:numFmt w:val="bullet"/>
+      <w:lvlText w:val="–"/>
+      <w:lvlJc w:val="left"/>
+      <w:pPr>
+        <w:tabs>
+          <w:tab w:val="num" w:pos="5040"/>
+        </w:tabs>
+        <w:ind w:left="5520" w:hanging="480"/>
+      </w:pPr>
+    </w:lvl>
+    <w:lvl w:ilvl="8">
+      <w:numFmt w:val="bullet"/>
+      <w:lvlText w:val="•"/>
       <w:lvlJc w:val="left"/>
       <w:pPr>
         <w:tabs>
@@ -3511,6 +3614,9 @@
     <w:lvlOverride w:ilvl="8">
       <w:startOverride w:val="3"/>
     </w:lvlOverride>
+  </w:num>
+  <w:num w:numId="1005">
+    <w:abstractNumId w:val="991"/>
   </w:num>
 </w:numbering>
 </file>
